--- a/bupt_isac_workflow/thesis_project/thesis.docx
+++ b/bupt_isac_workflow/thesis_project/thesis.docx
@@ -4085,7 +4085,7 @@
           <w:rFonts w:ascii="SimSun" w:hAnsi="SimSun" w:eastAsia="SimSun"/>
           <w:sz w:val="24"/>
         </w:rPr>
-        <w:t>YU Z, YANG Y. Integrated Sensing and Communication Waveform Design for mmWave Vehicular Networks: A Subcarrier Classified Modulation Approach[J]. 2024 IEEE International Workshop on Radio Frequency and Antenna Technologies (iWRF&amp;amp;amp;AT), 2024: 310-314. DOI: 10.1109/iwrfat61200.2024.10594637.</w:t>
+        <w:t>YU Z, YANG Y. Integrated Sensing and Communication Waveform Design for mmWave Vehicular Networks: A Subcarrier Classified Modulation Approach[J]. 2024 IEEE International Workshop on Radio Frequency and Antenna Technologies (iWRF\&amp;AT), 2024: 310-314. DOI: 10.1109/iwrfat61200.2024.10594637.</w:t>
       </w:r>
     </w:p>
     <w:p>
